--- a/courts/tenth-circuit/kansas/state/court-of-appeals/motion-brief/usage/OUTPUT-motion-brief.docx
+++ b/courts/tenth-circuit/kansas/state/court-of-appeals/motion-brief/usage/OUTPUT-motion-brief.docx
@@ -3671,6 +3671,7 @@
     <w:unhideWhenUsed/>
     <w:qFormat/>
     <w:pPr>
+      <w:keepLines/>
       <w:spacing w:before="0" w:after="140" w:line="299" w:lineRule="exact"/>
     </w:pPr>
     <w:rPr>

--- a/courts/tenth-circuit/kansas/state/court-of-appeals/motion-brief/usage/OUTPUT-motion-brief.docx
+++ b/courts/tenth-circuit/kansas/state/court-of-appeals/motion-brief/usage/OUTPUT-motion-brief.docx
@@ -2162,7 +2162,7 @@
               <w:rPr>
                 <w:u w:val="single"/>
               </w:rPr>
-              <w:t xml:space="preserve"> </w:t>
+              <w:t xml:space="preserve"> ⁠</w:t>
             </w:r>
             <w:r>
               <w:rPr>
@@ -2880,7 +2880,7 @@
               <w:rPr>
                 <w:u w:val="single"/>
               </w:rPr>
-              <w:t xml:space="preserve"> </w:t>
+              <w:t xml:space="preserve"> ⁠</w:t>
             </w:r>
             <w:r>
               <w:rPr>
@@ -3922,6 +3922,33 @@
     <w:pPr>
       <w:spacing w:before="0" w:after="0" w:line="299" w:lineRule="exact"/>
       <w:ind w:left="2160" w:hanging="720"/>
+    </w:pPr>
+  </w:style>
+  <w:style w:type="paragraph" w:customStyle="1" w:styleId="XdQuoteList1">
+    <w:name w:val="Xd Quote List 1"/>
+    <w:basedOn w:val="Normal"/>
+    <w:qFormat/>
+    <w:pPr>
+      <w:spacing w:before="0" w:after="0" w:line="299" w:lineRule="exact"/>
+      <w:ind w:left="1440" w:right="720" w:hanging="720"/>
+    </w:pPr>
+  </w:style>
+  <w:style w:type="paragraph" w:customStyle="1" w:styleId="XdQuoteList2">
+    <w:name w:val="Xd Quote List 2"/>
+    <w:basedOn w:val="Normal"/>
+    <w:qFormat/>
+    <w:pPr>
+      <w:spacing w:before="0" w:after="0" w:line="299" w:lineRule="exact"/>
+      <w:ind w:left="2160" w:right="720" w:hanging="720"/>
+    </w:pPr>
+  </w:style>
+  <w:style w:type="paragraph" w:customStyle="1" w:styleId="XdQuoteList3">
+    <w:name w:val="Xd Quote List 3"/>
+    <w:basedOn w:val="Normal"/>
+    <w:qFormat/>
+    <w:pPr>
+      <w:spacing w:before="0" w:after="0" w:line="299" w:lineRule="exact"/>
+      <w:ind w:left="2880" w:right="720" w:hanging="720"/>
     </w:pPr>
   </w:style>
   <w:style w:type="paragraph" w:customStyle="1" w:styleId="XdQuote">

--- a/courts/tenth-circuit/kansas/state/court-of-appeals/motion-brief/usage/OUTPUT-motion-brief.docx
+++ b/courts/tenth-circuit/kansas/state/court-of-appeals/motion-brief/usage/OUTPUT-motion-brief.docx
@@ -167,9 +167,7 @@
           <w:b/>
           <w:bCs/>
         </w:rPr>
-        <w:t xml:space="preserve">2022</w:t>
-        <w:noBreakHyphen/>
-        <w:t xml:space="preserve">125084-A</w:t>
+        <w:t xml:space="preserve">2022-⁠125084-A</w:t>
       </w:r>
     </w:p>
     <w:p>
@@ -508,9 +506,7 @@
         <w:t xml:space="preserve"> </w:t>
       </w:r>
       <w:r>
-        <w:t xml:space="preserve">2021-CV</w:t>
-        <w:noBreakHyphen/>
-        <w:t xml:space="preserve">000299</w:t>
+        <w:t xml:space="preserve">2021-CV-⁠000299</w:t>
       </w:r>
     </w:p>
     <w:p>
@@ -696,13 +692,7 @@
         <w:pStyle w:val="BodyText"/>
       </w:pPr>
       <w:r>
-        <w:t xml:space="preserve">Plaintiffs seek to appeal the district court’s Memorandum Decision and Order, dated April 11, 2022, which dismissed their myriad constitutional challenges to two Kansas election integrity statutes: (i) a signature verification requirement for advance mail ballots; and (ii) a restriction on the collection of advance mail ballots. But the district court’s ruling did not create a final judgment in the case. Indeed, there remain multiple causes of action in the Amended Petition attacking statutory prohibitions related to the false representation of election officials. The district court denied Plaintiffs’ motion for a temporary injunction on those latter provisions and they are now the subject of an appeal before this Court in Case No. 21</w:t>
-      </w:r>
-      <w:r>
-        <w:noBreakHyphen/>
-      </w:r>
-      <w:r>
-        <w:t xml:space="preserve">124378-A.</w:t>
+        <w:t xml:space="preserve">Plaintiffs seek to appeal the district court’s Memorandum Decision and Order, dated April 11, 2022, which dismissed their myriad constitutional challenges to two Kansas election integrity statutes: (i) a signature verification requirement for advance mail ballots; and (ii) a restriction on the collection of advance mail ballots. But the district court’s ruling did not create a final judgment in the case. Indeed, there remain multiple causes of action in the Amended Petition attacking statutory prohibitions related to the false representation of election officials. The district court denied Plaintiffs’ motion for a temporary injunction on those latter provisions and they are now the subject of an appeal before this Court in Case No. 21-⁠124378-A.</w:t>
       </w:r>
     </w:p>
     <w:p>
@@ -710,13 +700,7 @@
         <w:pStyle w:val="BodyText"/>
       </w:pPr>
       <w:r>
-        <w:t xml:space="preserve">Regardless of whether the Court of Appeals affirms or reverses the district court’s decision on the temporary injunction ruling in Case No. 21</w:t>
-      </w:r>
-      <w:r>
-        <w:noBreakHyphen/>
-      </w:r>
-      <w:r>
-        <w:t xml:space="preserve">124378-A, there still will be no final judgment on the claims at issue in that parallel appeal. One way or another, those causes of action will have to return to the district court for a ruling on the merits. The absence of a final judgment on all claims remaining in the case renders Plaintiffs’ appeal of the recent dismissal order premature and beyond the jurisdiction of this Court.</w:t>
+        <w:t xml:space="preserve">Regardless of whether the Court of Appeals affirms or reverses the district court’s decision on the temporary injunction ruling in Case No. 21-⁠124378-A, there still will be no final judgment on the claims at issue in that parallel appeal. One way or another, those causes of action will have to return to the district court for a ruling on the merits. The absence of a final judgment on all claims remaining in the case renders Plaintiffs’ appeal of the recent dismissal order premature and beyond the jurisdiction of this Court.</w:t>
       </w:r>
     </w:p>
     <w:p>
@@ -724,13 +708,7 @@
         <w:pStyle w:val="BodyText"/>
       </w:pPr>
       <w:r>
-        <w:t xml:space="preserve">Perhaps recognizing this jurisdictional impediment, Plaintiffs amended their notice of appeal to challenge the district court’s denial of their new motion for a partial temporary injunction on the signature verification requirements for advance mail voting ballots, a motion they filed on April 11, 2022 - more than ten months after commencing their lawsuit and just four days before the district court dismissed their claims on the merits pursuant to K.S.A. 60</w:t>
-      </w:r>
-      <w:r>
-        <w:noBreakHyphen/>
-      </w:r>
-      <w:r>
-        <w:t xml:space="preserve">212(b)⁠(6). But there is effectively nothing to appeal on the temporary injunction issue because, having dismissed Plaintiffs’ constitutional challenges to those requirements on the merits, the district court simultaneously denied the motion for a partial temporary injunction as moot and expressly declined to consider the merits of the motion. At most, then, Plaintiffs’ latest appeal is jurisdictionally confined to attacking the district court’s determination that the outright dismissal (on the merits) of the claims at issue in the temporary injunction motion rendered such motion moot, a conclusion that no reasonable person could possibly contest. Accordingly, this appeal must either be dismissed in whole or summarily affirmed.</w:t>
+        <w:t xml:space="preserve">Perhaps recognizing this jurisdictional impediment, Plaintiffs amended their notice of appeal to challenge the district court’s denial of their new motion for a partial temporary injunction on the signature verification requirements for advance mail voting ballots, a motion they filed on April 11, 2022 - more than ten months after commencing their lawsuit and just four days before the district court dismissed their claims on the merits pursuant to K.S.A. 60-⁠212(b)⁠(6). But there is effectively nothing to appeal on the temporary injunction issue because, having dismissed Plaintiffs’ constitutional challenges to those requirements on the merits, the district court simultaneously denied the motion for a partial temporary injunction as moot and expressly declined to consider the merits of the motion. At most, then, Plaintiffs’ latest appeal is jurisdictionally confined to attacking the district court’s determination that the outright dismissal (on the merits) of the claims at issue in the temporary injunction motion rendered such motion moot, a conclusion that no reasonable person could possibly contest. Accordingly, this appeal must either be dismissed in whole or summarily affirmed.</w:t>
       </w:r>
     </w:p>
     <w:p>
@@ -790,13 +768,7 @@
         <w:pStyle w:val="BodyText"/>
       </w:pPr>
       <w:r>
-        <w:t xml:space="preserve">a. New criminal provisions related to the false representation of election officials (H.B. 2183, Â§ 3(a)⁠(2), (3)) (codified at K.S.A. 25</w:t>
-      </w:r>
-      <w:r>
-        <w:noBreakHyphen/>
-      </w:r>
-      <w:r>
-        <w:t xml:space="preserve">2438(a)⁠(2), (3));</w:t>
+        <w:t xml:space="preserve">a. New criminal provisions related to the false representation of election officials (H.B. 2183, Â§ 3(a)⁠(2), (3)) (codified at K.S.A. 25-⁠2438(a)⁠(2), (3));</w:t>
       </w:r>
     </w:p>
     <w:p>
@@ -804,13 +776,7 @@
         <w:pStyle w:val="BodyText"/>
       </w:pPr>
       <w:r>
-        <w:t xml:space="preserve">b. The signature verification requirement for advance mail voting ballots (H.B. 2183, Â§ 5(h)) (codified at K.S.A. 25</w:t>
-      </w:r>
-      <w:r>
-        <w:noBreakHyphen/>
-      </w:r>
-      <w:r>
-        <w:t xml:space="preserve">1124(h));</w:t>
+        <w:t xml:space="preserve">b. The signature verification requirement for advance mail voting ballots (H.B. 2183, Â§ 5(h)) (codified at K.S.A. 25-⁠1124(h));</w:t>
       </w:r>
     </w:p>
     <w:p>
@@ -818,13 +784,7 @@
         <w:pStyle w:val="BodyText"/>
       </w:pPr>
       <w:r>
-        <w:t xml:space="preserve">c. Restrictions on the collection of advance mail voting ballots (H.B. 2183, Â§ 2) (codified at K.S.A. 25</w:t>
-      </w:r>
-      <w:r>
-        <w:noBreakHyphen/>
-      </w:r>
-      <w:r>
-        <w:t xml:space="preserve">2437); and</w:t>
+        <w:t xml:space="preserve">c. Restrictions on the collection of advance mail voting ballots (H.B. 2183, Â§ 2) (codified at K.S.A. 25-⁠2437); and</w:t>
       </w:r>
     </w:p>
     <w:p>
@@ -832,13 +792,7 @@
         <w:pStyle w:val="BodyText"/>
       </w:pPr>
       <w:r>
-        <w:t xml:space="preserve">d. Prohibitions on persons/​entities not residing in Kansas from sending advance mail ballot applications to Kansas registered voters (H.B. 2332, Â§ 3(1)⁠(1)) (codified at K.S.A. 25</w:t>
-      </w:r>
-      <w:r>
-        <w:noBreakHyphen/>
-      </w:r>
-      <w:r>
-        <w:t xml:space="preserve">1122(!)⁠(1)).</w:t>
+        <w:t xml:space="preserve">d. Prohibitions on persons/​entities not residing in Kansas from sending advance mail ballot applications to Kansas registered voters (H.B. 2332, Â§ 3(1)⁠(1)) (codified at K.S.A. 25-⁠1122(!)⁠(1)).</w:t>
       </w:r>
     </w:p>
     <w:p>
@@ -910,13 +864,7 @@
         <w:t xml:space="preserve"> </w:t>
       </w:r>
       <w:r>
-        <w:t xml:space="preserve">Case No. 21</w:t>
-      </w:r>
-      <w:r>
-        <w:noBreakHyphen/>
-      </w:r>
-      <w:r>
-        <w:t xml:space="preserve">124378-A. This case has been fully briefed and was argued before a three-judge panel on April 7, 2022. It is now awaiting a decision from the panel.</w:t>
+        <w:t xml:space="preserve">Case No. 21-⁠124378-A. This case has been fully briefed and was argued before a three-judge panel on April 7, 2022. It is now awaiting a decision from the panel.</w:t>
       </w:r>
     </w:p>
     <w:p>
@@ -1122,13 +1070,7 @@
         <w:t xml:space="preserve">Flores Rentals, L.L.C. v. Flores</w:t>
       </w:r>
       <w:r>
-        <w:t xml:space="preserve">, 283 Kan. 476, 481, 153 P.3d 523 (2007). In a Chapter 60 action such as the one in the case at bar, K.S.A. 60</w:t>
-      </w:r>
-      <w:r>
-        <w:noBreakHyphen/>
-      </w:r>
-      <w:r>
-        <w:t xml:space="preserve">2102 dictates that appellate jurisdiction generally extends only to the following:</w:t>
+        <w:t xml:space="preserve">, 283 Kan. 476, 481, 153 P.3d 523 (2007). In a Chapter 60 action such as the one in the case at bar, K.S.A. 60-⁠2102 dictates that appellate jurisdiction generally extends only to the following:</w:t>
       </w:r>
     </w:p>
     <w:p>
@@ -1428,9 +1370,7 @@
           <w:b/>
           <w:bCs/>
         </w:rPr>
-        <w:t xml:space="preserve">60</w:t>
-        <w:noBreakHyphen/>
-        <w:t xml:space="preserve">212(b)⁠(6)</w:t>
+        <w:t xml:space="preserve">60-⁠212(b)⁠(6)</w:t>
       </w:r>
       <w:r>
         <w:rPr>
@@ -1536,13 +1476,7 @@
         <w:pStyle w:val="BodyText"/>
       </w:pPr>
       <w:r>
-        <w:t xml:space="preserve">There is no serious question that the only statutory avenue of appeal available to the Plaintiffs from the district court’s April 11, 2022 dismissal of their constitutional attacks on the signature verification requirements for advance mail voting ballots and restrictions on the collection of advance mail voting ballots is K.S.A. 60</w:t>
-      </w:r>
-      <w:r>
-        <w:noBreakHyphen/>
-      </w:r>
-      <w:r>
-        <w:t xml:space="preserve">2102(a)⁠(4). In other words, Plaintiffs may invoke the Court of Appeals’ jurisdiction as a matter of right solely from a “final decision in [the] action.” A “final decision” is one that “disposes of the entire merits of a case and leaves no further questions or possibilities for future directions or actions by the lower court.”</w:t>
+        <w:t xml:space="preserve">There is no serious question that the only statutory avenue of appeal available to the Plaintiffs from the district court’s April 11, 2022 dismissal of their constitutional attacks on the signature verification requirements for advance mail voting ballots and restrictions on the collection of advance mail voting ballots is K.S.A. 60-⁠2102(a)⁠(4). In other words, Plaintiffs may invoke the Court of Appeals’ jurisdiction as a matter of right solely from a “final decision in [the] action.” A “final decision” is one that “disposes of the entire merits of a case and leaves no further questions or possibilities for future directions or actions by the lower court.”</w:t>
       </w:r>
       <w:r>
         <w:t xml:space="preserve"> </w:t>
@@ -1555,19 +1489,7 @@
         <w:t xml:space="preserve">Kaelter v. Sokol</w:t>
       </w:r>
       <w:r>
-        <w:t xml:space="preserve">, 301 Kan. 247, 249</w:t>
-      </w:r>
-      <w:r>
-        <w:noBreakHyphen/>
-      </w:r>
-      <w:r>
-        <w:t xml:space="preserve">50, 340 P.3d 1210 (2015). But there has been no “final decision” in this lawsuit. Indeed, Plaintiffs’ claims challenging the FRP provisions in K.S.A. 25</w:t>
-      </w:r>
-      <w:r>
-        <w:noBreakHyphen/>
-      </w:r>
-      <w:r>
-        <w:t xml:space="preserve">2438(a)⁠(2) and (3) remain a live issue.</w:t>
+        <w:t xml:space="preserve">, 301 Kan. 247, 249-⁠50, 340 P.3d 1210 (2015). But there has been no “final decision” in this lawsuit. Indeed, Plaintiffs’ claims challenging the FRP provisions in K.S.A. 25-⁠2438(a)⁠(2) and (3) remain a live issue.</w:t>
       </w:r>
     </w:p>
     <w:p>
@@ -1664,13 +1586,7 @@
         <w:pStyle w:val="BodyText"/>
       </w:pPr>
       <w:r>
-        <w:t xml:space="preserve">The manner in which Plaintiffs have attempted to slice and dice this litigation presents the very type of concerns that K.S.A. 60</w:t>
-      </w:r>
-      <w:r>
-        <w:noBreakHyphen/>
-      </w:r>
-      <w:r>
-        <w:t xml:space="preserve">2102(a)⁠(4) was designed to minimize. Indeed, there is a virtual certainty that whichever party loses on the merits on the RFP claims on remand will appeal once again to this Court. Allowing the appeal now before the Court to proceed, therefore, would guarantee a third appeal. This outcome is foreclosed by the rules of civil procedure and should not be countenanced.</w:t>
+        <w:t xml:space="preserve">The manner in which Plaintiffs have attempted to slice and dice this litigation presents the very type of concerns that K.S.A. 60-⁠2102(a)⁠(4) was designed to minimize. Indeed, there is a virtual certainty that whichever party loses on the merits on the RFP claims on remand will appeal once again to this Court. Allowing the appeal now before the Court to proceed, therefore, would guarantee a third appeal. This outcome is foreclosed by the rules of civil procedure and should not be countenanced.</w:t>
       </w:r>
     </w:p>
     <w:p>
@@ -2066,19 +1982,7 @@
         <w:pStyle w:val="BodyText"/>
       </w:pPr>
       <w:r>
-        <w:t xml:space="preserve">Plaintiffs are similarly precluded from appealing the substance of the district court’s ruling on their challenges to the State’s signature verification requirements by invoking the rule in K.S.A. 60</w:t>
-      </w:r>
-      <w:r>
-        <w:noBreakHyphen/>
-      </w:r>
-      <w:r>
-        <w:t xml:space="preserve">2102(a)⁠(2) allowing for immediate appeals from the grant or denial of a temporary injunction. Indeed, the district court expressly declined to consider this motion and denied it as moot (just four days after it was filed and long before Defendants even had the opportunity to respond) in light of her outright dismissal under K.S.A. 60</w:t>
-      </w:r>
-      <w:r>
-        <w:noBreakHyphen/>
-      </w:r>
-      <w:r>
-        <w:t xml:space="preserve">212(b)⁠(6) of the very same claims at issue therein. “When a district court proceeds to adjudicate the merits of the underlying action and enters a final judgment, an appeal from the denial of a preliminary injunction is moot because a preliminary injunction is by its nature a temporary measure intended to furnish provisional protection while awaiting a final judgment on the merits.”</w:t>
+        <w:t xml:space="preserve">Plaintiffs are similarly precluded from appealing the substance of the district court’s ruling on their challenges to the State’s signature verification requirements by invoking the rule in K.S.A. 60-⁠2102(a)⁠(2) allowing for immediate appeals from the grant or denial of a temporary injunction. Indeed, the district court expressly declined to consider this motion and denied it as moot (just four days after it was filed and long before Defendants even had the opportunity to respond) in light of her outright dismissal under K.S.A. 60-⁠212(b)⁠(6) of the very same claims at issue therein. “When a district court proceeds to adjudicate the merits of the underlying action and enters a final judgment, an appeal from the denial of a preliminary injunction is moot because a preliminary injunction is by its nature a temporary measure intended to furnish provisional protection while awaiting a final judgment on the merits.”</w:t>
       </w:r>
       <w:r>
         <w:t xml:space="preserve"> </w:t>
@@ -2384,9 +2288,7 @@
               <w:t xml:space="preserve"> </w:t>
             </w:r>
             <w:r>
-              <w:t xml:space="preserve">267</w:t>
-              <w:noBreakHyphen/>
-              <w:t xml:space="preserve">2000</w:t>
+              <w:t xml:space="preserve">267-⁠2000</w:t>
             </w:r>
           </w:p>
           <w:p>
@@ -2408,9 +2310,7 @@
               <w:t xml:space="preserve"> </w:t>
             </w:r>
             <w:r>
-              <w:t xml:space="preserve">630</w:t>
-              <w:noBreakHyphen/>
-              <w:t xml:space="preserve">8466</w:t>
+              <w:t xml:space="preserve">630-⁠8466</w:t>
             </w:r>
           </w:p>
           <w:p>
@@ -3672,7 +3572,7 @@
     <w:qFormat/>
     <w:pPr>
       <w:keepLines/>
-      <w:spacing w:before="0" w:after="140" w:line="299" w:lineRule="exact"/>
+      <w:spacing w:before="23" w:after="140" w:line="299" w:lineRule="exact"/>
     </w:pPr>
     <w:rPr>
       <w:sz w:val="26"/>
